--- a/Final_Paper/evaluation_matrix_new1.docx
+++ b/Final_Paper/evaluation_matrix_new1.docx
@@ -5,17 +5,18 @@
     <w:tbl>
       <w:tblPr>
         <w:tblStyle w:val="TableGrid"/>
-        <w:tblW w:w="10717" w:type="dxa"/>
+        <w:tblW w:w="10888" w:type="dxa"/>
         <w:tblLook w:val="04A0" w:firstRow="1" w:lastRow="0" w:firstColumn="1" w:lastColumn="0" w:noHBand="0" w:noVBand="1"/>
       </w:tblPr>
       <w:tblGrid>
-        <w:gridCol w:w="1531"/>
-        <w:gridCol w:w="1531"/>
-        <w:gridCol w:w="1531"/>
-        <w:gridCol w:w="1531"/>
-        <w:gridCol w:w="1531"/>
-        <w:gridCol w:w="1531"/>
-        <w:gridCol w:w="1531"/>
+        <w:gridCol w:w="1361"/>
+        <w:gridCol w:w="1361"/>
+        <w:gridCol w:w="1361"/>
+        <w:gridCol w:w="1361"/>
+        <w:gridCol w:w="1361"/>
+        <w:gridCol w:w="1361"/>
+        <w:gridCol w:w="1361"/>
+        <w:gridCol w:w="1361"/>
       </w:tblGrid>
       <w:tr>
         <w:trPr>
@@ -23,7 +24,7 @@
         </w:trPr>
         <w:tc>
           <w:tcPr>
-            <w:tcW w:w="1531" w:type="dxa"/>
+            <w:tcW w:w="1361" w:type="dxa"/>
             <w:vAlign w:val="center"/>
           </w:tcPr>
           <w:p>
@@ -53,7 +54,7 @@
         </w:tc>
         <w:tc>
           <w:tcPr>
-            <w:tcW w:w="1531" w:type="dxa"/>
+            <w:tcW w:w="1361" w:type="dxa"/>
             <w:vAlign w:val="center"/>
           </w:tcPr>
           <w:p>
@@ -83,7 +84,7 @@
         </w:tc>
         <w:tc>
           <w:tcPr>
-            <w:tcW w:w="1531" w:type="dxa"/>
+            <w:tcW w:w="1361" w:type="dxa"/>
             <w:vAlign w:val="center"/>
           </w:tcPr>
           <w:p>
@@ -113,7 +114,7 @@
         </w:tc>
         <w:tc>
           <w:tcPr>
-            <w:tcW w:w="1531" w:type="dxa"/>
+            <w:tcW w:w="1361" w:type="dxa"/>
             <w:vAlign w:val="center"/>
           </w:tcPr>
           <w:p>
@@ -143,7 +144,7 @@
         </w:tc>
         <w:tc>
           <w:tcPr>
-            <w:tcW w:w="1531" w:type="dxa"/>
+            <w:tcW w:w="1361" w:type="dxa"/>
             <w:vAlign w:val="center"/>
           </w:tcPr>
           <w:p>
@@ -173,7 +174,7 @@
         </w:tc>
         <w:tc>
           <w:tcPr>
-            <w:tcW w:w="1531" w:type="dxa"/>
+            <w:tcW w:w="1361" w:type="dxa"/>
             <w:vAlign w:val="center"/>
           </w:tcPr>
           <w:p>
@@ -203,7 +204,7 @@
         </w:tc>
         <w:tc>
           <w:tcPr>
-            <w:tcW w:w="1531" w:type="dxa"/>
+            <w:tcW w:w="1361" w:type="dxa"/>
             <w:vAlign w:val="center"/>
           </w:tcPr>
           <w:p>
@@ -231,6 +232,36 @@
             </w:r>
           </w:p>
         </w:tc>
+        <w:tc>
+          <w:tcPr>
+            <w:tcW w:w="1361" w:type="dxa"/>
+            <w:vAlign w:val="center"/>
+          </w:tcPr>
+          <w:p>
+            <w:pPr>
+              <w:jc w:val="center"/>
+              <w:rPr>
+                <w:rFonts w:ascii="Times New Roman" w:hAnsi="Times New Roman" w:cs="Times New Roman"/>
+                <w:b/>
+                <w:bCs/>
+                <w:color w:val="002060"/>
+                <w:sz w:val="24"/>
+                <w:szCs w:val="24"/>
+              </w:rPr>
+            </w:pPr>
+            <w:r>
+              <w:rPr>
+                <w:rFonts w:ascii="Times New Roman" w:hAnsi="Times New Roman" w:cs="Times New Roman"/>
+                <w:b/>
+                <w:bCs/>
+                <w:color w:val="002060"/>
+                <w:sz w:val="24"/>
+                <w:szCs w:val="24"/>
+              </w:rPr>
+              <w:t>CC</w:t>
+            </w:r>
+          </w:p>
+        </w:tc>
       </w:tr>
       <w:tr>
         <w:trPr>
@@ -238,7 +269,7 @@
         </w:trPr>
         <w:tc>
           <w:tcPr>
-            <w:tcW w:w="1531" w:type="dxa"/>
+            <w:tcW w:w="1361" w:type="dxa"/>
             <w:vMerge w:val="restart"/>
             <w:shd w:val="clear" w:color="auto" w:fill="FFFF00"/>
             <w:vAlign w:val="center"/>
@@ -266,7 +297,7 @@
         </w:tc>
         <w:tc>
           <w:tcPr>
-            <w:tcW w:w="1531" w:type="dxa"/>
+            <w:tcW w:w="1361" w:type="dxa"/>
             <w:shd w:val="clear" w:color="auto" w:fill="FFFF00"/>
             <w:vAlign w:val="center"/>
           </w:tcPr>
@@ -287,7 +318,7 @@
         </w:tc>
         <w:tc>
           <w:tcPr>
-            <w:tcW w:w="1531" w:type="dxa"/>
+            <w:tcW w:w="1361" w:type="dxa"/>
             <w:shd w:val="clear" w:color="auto" w:fill="FFFF00"/>
             <w:vAlign w:val="center"/>
           </w:tcPr>
@@ -308,7 +339,7 @@
         </w:tc>
         <w:tc>
           <w:tcPr>
-            <w:tcW w:w="1531" w:type="dxa"/>
+            <w:tcW w:w="1361" w:type="dxa"/>
             <w:shd w:val="clear" w:color="auto" w:fill="FFFF00"/>
             <w:vAlign w:val="center"/>
           </w:tcPr>
@@ -330,7 +361,7 @@
         </w:tc>
         <w:tc>
           <w:tcPr>
-            <w:tcW w:w="1531" w:type="dxa"/>
+            <w:tcW w:w="1361" w:type="dxa"/>
             <w:shd w:val="clear" w:color="auto" w:fill="FFFF00"/>
             <w:vAlign w:val="center"/>
           </w:tcPr>
@@ -351,7 +382,7 @@
         </w:tc>
         <w:tc>
           <w:tcPr>
-            <w:tcW w:w="1531" w:type="dxa"/>
+            <w:tcW w:w="1361" w:type="dxa"/>
             <w:shd w:val="clear" w:color="auto" w:fill="FFFF00"/>
             <w:vAlign w:val="center"/>
           </w:tcPr>
@@ -372,7 +403,7 @@
         </w:tc>
         <w:tc>
           <w:tcPr>
-            <w:tcW w:w="1531" w:type="dxa"/>
+            <w:tcW w:w="1361" w:type="dxa"/>
             <w:shd w:val="clear" w:color="auto" w:fill="FFFF00"/>
             <w:vAlign w:val="center"/>
           </w:tcPr>
@@ -388,6 +419,27 @@
                 <w:rFonts w:ascii="Bell MT" w:hAnsi="Bell MT"/>
               </w:rPr>
               <w:t>0.6676</w:t>
+            </w:r>
+          </w:p>
+        </w:tc>
+        <w:tc>
+          <w:tcPr>
+            <w:tcW w:w="1361" w:type="dxa"/>
+            <w:shd w:val="clear" w:color="auto" w:fill="FFFF00"/>
+            <w:vAlign w:val="center"/>
+          </w:tcPr>
+          <w:p>
+            <w:pPr>
+              <w:jc w:val="center"/>
+              <w:rPr>
+                <w:rFonts w:ascii="Bell MT" w:hAnsi="Bell MT"/>
+              </w:rPr>
+            </w:pPr>
+            <w:r>
+              <w:rPr>
+                <w:rFonts w:ascii="Bell MT" w:hAnsi="Bell MT"/>
+              </w:rPr>
+              <w:t>0.6421</w:t>
             </w:r>
           </w:p>
         </w:tc>
@@ -398,7 +450,7 @@
         </w:trPr>
         <w:tc>
           <w:tcPr>
-            <w:tcW w:w="1531" w:type="dxa"/>
+            <w:tcW w:w="1361" w:type="dxa"/>
             <w:vMerge/>
             <w:shd w:val="clear" w:color="auto" w:fill="FFFF00"/>
             <w:vAlign w:val="center"/>
@@ -417,7 +469,7 @@
         </w:tc>
         <w:tc>
           <w:tcPr>
-            <w:tcW w:w="1531" w:type="dxa"/>
+            <w:tcW w:w="1361" w:type="dxa"/>
             <w:shd w:val="clear" w:color="auto" w:fill="FFFF00"/>
             <w:vAlign w:val="center"/>
           </w:tcPr>
@@ -438,7 +490,7 @@
         </w:tc>
         <w:tc>
           <w:tcPr>
-            <w:tcW w:w="1531" w:type="dxa"/>
+            <w:tcW w:w="1361" w:type="dxa"/>
             <w:shd w:val="clear" w:color="auto" w:fill="FFFF00"/>
             <w:vAlign w:val="center"/>
           </w:tcPr>
@@ -459,7 +511,7 @@
         </w:tc>
         <w:tc>
           <w:tcPr>
-            <w:tcW w:w="1531" w:type="dxa"/>
+            <w:tcW w:w="1361" w:type="dxa"/>
             <w:shd w:val="clear" w:color="auto" w:fill="FFFF00"/>
             <w:vAlign w:val="center"/>
           </w:tcPr>
@@ -480,7 +532,7 @@
         </w:tc>
         <w:tc>
           <w:tcPr>
-            <w:tcW w:w="1531" w:type="dxa"/>
+            <w:tcW w:w="1361" w:type="dxa"/>
             <w:shd w:val="clear" w:color="auto" w:fill="FFFF00"/>
             <w:vAlign w:val="center"/>
           </w:tcPr>
@@ -501,7 +553,7 @@
         </w:tc>
         <w:tc>
           <w:tcPr>
-            <w:tcW w:w="1531" w:type="dxa"/>
+            <w:tcW w:w="1361" w:type="dxa"/>
             <w:shd w:val="clear" w:color="auto" w:fill="FFFF00"/>
             <w:vAlign w:val="center"/>
           </w:tcPr>
@@ -522,7 +574,7 @@
         </w:tc>
         <w:tc>
           <w:tcPr>
-            <w:tcW w:w="1531" w:type="dxa"/>
+            <w:tcW w:w="1361" w:type="dxa"/>
             <w:shd w:val="clear" w:color="auto" w:fill="FFFF00"/>
             <w:vAlign w:val="center"/>
           </w:tcPr>
@@ -539,6 +591,29 @@
                 <w:color w:val="C00000"/>
               </w:rPr>
               <w:t>0.8095</w:t>
+            </w:r>
+          </w:p>
+        </w:tc>
+        <w:tc>
+          <w:tcPr>
+            <w:tcW w:w="1361" w:type="dxa"/>
+            <w:shd w:val="clear" w:color="auto" w:fill="FFFF00"/>
+            <w:vAlign w:val="center"/>
+          </w:tcPr>
+          <w:p>
+            <w:pPr>
+              <w:jc w:val="center"/>
+              <w:rPr>
+                <w:rFonts w:ascii="Bell MT" w:hAnsi="Bell MT"/>
+                <w:color w:val="C00000"/>
+              </w:rPr>
+            </w:pPr>
+            <w:r>
+              <w:rPr>
+                <w:rFonts w:ascii="Bell MT" w:hAnsi="Bell MT"/>
+                <w:color w:val="C00000"/>
+              </w:rPr>
+              <w:t>1.0000</w:t>
             </w:r>
           </w:p>
         </w:tc>
@@ -549,7 +624,7 @@
         </w:trPr>
         <w:tc>
           <w:tcPr>
-            <w:tcW w:w="1531" w:type="dxa"/>
+            <w:tcW w:w="1361" w:type="dxa"/>
             <w:vMerge/>
             <w:shd w:val="clear" w:color="auto" w:fill="FFFF00"/>
             <w:vAlign w:val="center"/>
@@ -568,7 +643,7 @@
         </w:tc>
         <w:tc>
           <w:tcPr>
-            <w:tcW w:w="1531" w:type="dxa"/>
+            <w:tcW w:w="1361" w:type="dxa"/>
             <w:shd w:val="clear" w:color="auto" w:fill="FFFF00"/>
             <w:vAlign w:val="center"/>
           </w:tcPr>
@@ -589,7 +664,7 @@
         </w:tc>
         <w:tc>
           <w:tcPr>
-            <w:tcW w:w="1531" w:type="dxa"/>
+            <w:tcW w:w="1361" w:type="dxa"/>
             <w:shd w:val="clear" w:color="auto" w:fill="FFFF00"/>
             <w:vAlign w:val="center"/>
           </w:tcPr>
@@ -611,7 +686,7 @@
         </w:tc>
         <w:tc>
           <w:tcPr>
-            <w:tcW w:w="1531" w:type="dxa"/>
+            <w:tcW w:w="1361" w:type="dxa"/>
             <w:shd w:val="clear" w:color="auto" w:fill="FFFF00"/>
             <w:vAlign w:val="center"/>
           </w:tcPr>
@@ -632,7 +707,7 @@
         </w:tc>
         <w:tc>
           <w:tcPr>
-            <w:tcW w:w="1531" w:type="dxa"/>
+            <w:tcW w:w="1361" w:type="dxa"/>
             <w:shd w:val="clear" w:color="auto" w:fill="FFFF00"/>
             <w:vAlign w:val="center"/>
           </w:tcPr>
@@ -654,7 +729,7 @@
         </w:tc>
         <w:tc>
           <w:tcPr>
-            <w:tcW w:w="1531" w:type="dxa"/>
+            <w:tcW w:w="1361" w:type="dxa"/>
             <w:shd w:val="clear" w:color="auto" w:fill="FFFF00"/>
             <w:vAlign w:val="center"/>
           </w:tcPr>
@@ -676,7 +751,7 @@
         </w:tc>
         <w:tc>
           <w:tcPr>
-            <w:tcW w:w="1531" w:type="dxa"/>
+            <w:tcW w:w="1361" w:type="dxa"/>
             <w:shd w:val="clear" w:color="auto" w:fill="FFFF00"/>
             <w:vAlign w:val="center"/>
           </w:tcPr>
@@ -692,6 +767,27 @@
                 <w:rFonts w:ascii="Bell MT" w:hAnsi="Bell MT"/>
               </w:rPr>
               <w:t>0.7319</w:t>
+            </w:r>
+          </w:p>
+        </w:tc>
+        <w:tc>
+          <w:tcPr>
+            <w:tcW w:w="1361" w:type="dxa"/>
+            <w:shd w:val="clear" w:color="auto" w:fill="FFFF00"/>
+            <w:vAlign w:val="center"/>
+          </w:tcPr>
+          <w:p>
+            <w:pPr>
+              <w:jc w:val="center"/>
+              <w:rPr>
+                <w:rFonts w:ascii="Bell MT" w:hAnsi="Bell MT"/>
+              </w:rPr>
+            </w:pPr>
+            <w:r>
+              <w:rPr>
+                <w:rFonts w:ascii="Bell MT" w:hAnsi="Bell MT"/>
+              </w:rPr>
+              <w:t>0.7156</w:t>
             </w:r>
           </w:p>
         </w:tc>
@@ -702,7 +798,7 @@
         </w:trPr>
         <w:tc>
           <w:tcPr>
-            <w:tcW w:w="1531" w:type="dxa"/>
+            <w:tcW w:w="1361" w:type="dxa"/>
             <w:vMerge w:val="restart"/>
             <w:shd w:val="clear" w:color="auto" w:fill="92D050"/>
             <w:vAlign w:val="center"/>
@@ -730,7 +826,7 @@
         </w:tc>
         <w:tc>
           <w:tcPr>
-            <w:tcW w:w="1531" w:type="dxa"/>
+            <w:tcW w:w="1361" w:type="dxa"/>
             <w:shd w:val="clear" w:color="auto" w:fill="92D050"/>
             <w:vAlign w:val="center"/>
           </w:tcPr>
@@ -751,7 +847,7 @@
         </w:tc>
         <w:tc>
           <w:tcPr>
-            <w:tcW w:w="1531" w:type="dxa"/>
+            <w:tcW w:w="1361" w:type="dxa"/>
             <w:shd w:val="clear" w:color="auto" w:fill="92D050"/>
             <w:vAlign w:val="center"/>
           </w:tcPr>
@@ -773,7 +869,7 @@
         </w:tc>
         <w:tc>
           <w:tcPr>
-            <w:tcW w:w="1531" w:type="dxa"/>
+            <w:tcW w:w="1361" w:type="dxa"/>
             <w:shd w:val="clear" w:color="auto" w:fill="92D050"/>
             <w:vAlign w:val="center"/>
           </w:tcPr>
@@ -794,7 +890,7 @@
         </w:tc>
         <w:tc>
           <w:tcPr>
-            <w:tcW w:w="1531" w:type="dxa"/>
+            <w:tcW w:w="1361" w:type="dxa"/>
             <w:shd w:val="clear" w:color="auto" w:fill="92D050"/>
             <w:vAlign w:val="center"/>
           </w:tcPr>
@@ -815,7 +911,7 @@
         </w:tc>
         <w:tc>
           <w:tcPr>
-            <w:tcW w:w="1531" w:type="dxa"/>
+            <w:tcW w:w="1361" w:type="dxa"/>
             <w:shd w:val="clear" w:color="auto" w:fill="92D050"/>
             <w:vAlign w:val="center"/>
           </w:tcPr>
@@ -836,7 +932,7 @@
         </w:tc>
         <w:tc>
           <w:tcPr>
-            <w:tcW w:w="1531" w:type="dxa"/>
+            <w:tcW w:w="1361" w:type="dxa"/>
             <w:shd w:val="clear" w:color="auto" w:fill="92D050"/>
             <w:vAlign w:val="center"/>
           </w:tcPr>
@@ -852,6 +948,27 @@
                 <w:rFonts w:ascii="Bell MT" w:hAnsi="Bell MT"/>
               </w:rPr>
               <w:t>0.5397</w:t>
+            </w:r>
+          </w:p>
+        </w:tc>
+        <w:tc>
+          <w:tcPr>
+            <w:tcW w:w="1361" w:type="dxa"/>
+            <w:shd w:val="clear" w:color="auto" w:fill="92D050"/>
+            <w:vAlign w:val="center"/>
+          </w:tcPr>
+          <w:p>
+            <w:pPr>
+              <w:jc w:val="center"/>
+              <w:rPr>
+                <w:rFonts w:ascii="Bell MT" w:hAnsi="Bell MT"/>
+              </w:rPr>
+            </w:pPr>
+            <w:r>
+              <w:rPr>
+                <w:rFonts w:ascii="Bell MT" w:hAnsi="Bell MT"/>
+              </w:rPr>
+              <w:t>0.7578</w:t>
             </w:r>
           </w:p>
         </w:tc>
@@ -862,7 +979,7 @@
         </w:trPr>
         <w:tc>
           <w:tcPr>
-            <w:tcW w:w="1531" w:type="dxa"/>
+            <w:tcW w:w="1361" w:type="dxa"/>
             <w:vMerge/>
             <w:shd w:val="clear" w:color="auto" w:fill="92D050"/>
             <w:vAlign w:val="center"/>
@@ -881,7 +998,7 @@
         </w:tc>
         <w:tc>
           <w:tcPr>
-            <w:tcW w:w="1531" w:type="dxa"/>
+            <w:tcW w:w="1361" w:type="dxa"/>
             <w:shd w:val="clear" w:color="auto" w:fill="92D050"/>
             <w:vAlign w:val="center"/>
           </w:tcPr>
@@ -902,7 +1019,7 @@
         </w:tc>
         <w:tc>
           <w:tcPr>
-            <w:tcW w:w="1531" w:type="dxa"/>
+            <w:tcW w:w="1361" w:type="dxa"/>
             <w:shd w:val="clear" w:color="auto" w:fill="92D050"/>
             <w:vAlign w:val="center"/>
           </w:tcPr>
@@ -923,7 +1040,7 @@
         </w:tc>
         <w:tc>
           <w:tcPr>
-            <w:tcW w:w="1531" w:type="dxa"/>
+            <w:tcW w:w="1361" w:type="dxa"/>
             <w:shd w:val="clear" w:color="auto" w:fill="92D050"/>
             <w:vAlign w:val="center"/>
           </w:tcPr>
@@ -945,7 +1062,7 @@
         </w:tc>
         <w:tc>
           <w:tcPr>
-            <w:tcW w:w="1531" w:type="dxa"/>
+            <w:tcW w:w="1361" w:type="dxa"/>
             <w:shd w:val="clear" w:color="auto" w:fill="92D050"/>
             <w:vAlign w:val="center"/>
           </w:tcPr>
@@ -966,7 +1083,7 @@
         </w:tc>
         <w:tc>
           <w:tcPr>
-            <w:tcW w:w="1531" w:type="dxa"/>
+            <w:tcW w:w="1361" w:type="dxa"/>
             <w:shd w:val="clear" w:color="auto" w:fill="92D050"/>
             <w:vAlign w:val="center"/>
           </w:tcPr>
@@ -987,7 +1104,7 @@
         </w:tc>
         <w:tc>
           <w:tcPr>
-            <w:tcW w:w="1531" w:type="dxa"/>
+            <w:tcW w:w="1361" w:type="dxa"/>
             <w:shd w:val="clear" w:color="auto" w:fill="92D050"/>
             <w:vAlign w:val="center"/>
           </w:tcPr>
@@ -1003,6 +1120,28 @@
                 <w:rFonts w:ascii="Bell MT" w:hAnsi="Bell MT"/>
               </w:rPr>
               <w:t>0.5975</w:t>
+            </w:r>
+          </w:p>
+        </w:tc>
+        <w:tc>
+          <w:tcPr>
+            <w:tcW w:w="1361" w:type="dxa"/>
+            <w:shd w:val="clear" w:color="auto" w:fill="92D050"/>
+            <w:vAlign w:val="center"/>
+          </w:tcPr>
+          <w:p>
+            <w:pPr>
+              <w:jc w:val="center"/>
+              <w:rPr>
+                <w:rFonts w:ascii="Bell MT" w:hAnsi="Bell MT"/>
+              </w:rPr>
+            </w:pPr>
+            <w:r>
+              <w:rPr>
+                <w:rFonts w:ascii="Bell MT" w:hAnsi="Bell MT"/>
+                <w:color w:val="C00000"/>
+              </w:rPr>
+              <w:t>0.9999</w:t>
             </w:r>
           </w:p>
         </w:tc>
@@ -1013,7 +1152,7 @@
         </w:trPr>
         <w:tc>
           <w:tcPr>
-            <w:tcW w:w="1531" w:type="dxa"/>
+            <w:tcW w:w="1361" w:type="dxa"/>
             <w:vMerge/>
             <w:shd w:val="clear" w:color="auto" w:fill="92D050"/>
             <w:vAlign w:val="center"/>
@@ -1032,7 +1171,7 @@
         </w:tc>
         <w:tc>
           <w:tcPr>
-            <w:tcW w:w="1531" w:type="dxa"/>
+            <w:tcW w:w="1361" w:type="dxa"/>
             <w:shd w:val="clear" w:color="auto" w:fill="92D050"/>
             <w:vAlign w:val="center"/>
           </w:tcPr>
@@ -1053,7 +1192,7 @@
         </w:tc>
         <w:tc>
           <w:tcPr>
-            <w:tcW w:w="1531" w:type="dxa"/>
+            <w:tcW w:w="1361" w:type="dxa"/>
             <w:shd w:val="clear" w:color="auto" w:fill="92D050"/>
             <w:vAlign w:val="center"/>
           </w:tcPr>
@@ -1074,7 +1213,7 @@
         </w:tc>
         <w:tc>
           <w:tcPr>
-            <w:tcW w:w="1531" w:type="dxa"/>
+            <w:tcW w:w="1361" w:type="dxa"/>
             <w:shd w:val="clear" w:color="auto" w:fill="92D050"/>
             <w:vAlign w:val="center"/>
           </w:tcPr>
@@ -1095,7 +1234,7 @@
         </w:tc>
         <w:tc>
           <w:tcPr>
-            <w:tcW w:w="1531" w:type="dxa"/>
+            <w:tcW w:w="1361" w:type="dxa"/>
             <w:shd w:val="clear" w:color="auto" w:fill="92D050"/>
             <w:vAlign w:val="center"/>
           </w:tcPr>
@@ -1117,7 +1256,7 @@
         </w:tc>
         <w:tc>
           <w:tcPr>
-            <w:tcW w:w="1531" w:type="dxa"/>
+            <w:tcW w:w="1361" w:type="dxa"/>
             <w:shd w:val="clear" w:color="auto" w:fill="92D050"/>
             <w:vAlign w:val="center"/>
           </w:tcPr>
@@ -1139,7 +1278,7 @@
         </w:tc>
         <w:tc>
           <w:tcPr>
-            <w:tcW w:w="1531" w:type="dxa"/>
+            <w:tcW w:w="1361" w:type="dxa"/>
             <w:shd w:val="clear" w:color="auto" w:fill="92D050"/>
             <w:vAlign w:val="center"/>
           </w:tcPr>
@@ -1156,6 +1295,28 @@
                 <w:color w:val="C00000"/>
               </w:rPr>
               <w:t>0.7476</w:t>
+            </w:r>
+          </w:p>
+        </w:tc>
+        <w:tc>
+          <w:tcPr>
+            <w:tcW w:w="1361" w:type="dxa"/>
+            <w:shd w:val="clear" w:color="auto" w:fill="92D050"/>
+            <w:vAlign w:val="center"/>
+          </w:tcPr>
+          <w:p>
+            <w:pPr>
+              <w:jc w:val="center"/>
+              <w:rPr>
+                <w:rFonts w:ascii="Bell MT" w:hAnsi="Bell MT"/>
+                <w:color w:val="C00000"/>
+              </w:rPr>
+            </w:pPr>
+            <w:r>
+              <w:rPr>
+                <w:rFonts w:ascii="Bell MT" w:hAnsi="Bell MT"/>
+              </w:rPr>
+              <w:t>0.8743</w:t>
             </w:r>
           </w:p>
         </w:tc>
@@ -1166,7 +1327,7 @@
         </w:trPr>
         <w:tc>
           <w:tcPr>
-            <w:tcW w:w="1531" w:type="dxa"/>
+            <w:tcW w:w="1361" w:type="dxa"/>
             <w:vMerge w:val="restart"/>
             <w:shd w:val="clear" w:color="auto" w:fill="00B0F0"/>
             <w:vAlign w:val="center"/>
@@ -1194,7 +1355,7 @@
         </w:tc>
         <w:tc>
           <w:tcPr>
-            <w:tcW w:w="1531" w:type="dxa"/>
+            <w:tcW w:w="1361" w:type="dxa"/>
             <w:shd w:val="clear" w:color="auto" w:fill="00B0F0"/>
             <w:vAlign w:val="center"/>
           </w:tcPr>
@@ -1215,7 +1376,7 @@
         </w:tc>
         <w:tc>
           <w:tcPr>
-            <w:tcW w:w="1531" w:type="dxa"/>
+            <w:tcW w:w="1361" w:type="dxa"/>
             <w:shd w:val="clear" w:color="auto" w:fill="00B0F0"/>
             <w:vAlign w:val="center"/>
           </w:tcPr>
@@ -1236,7 +1397,7 @@
         </w:tc>
         <w:tc>
           <w:tcPr>
-            <w:tcW w:w="1531" w:type="dxa"/>
+            <w:tcW w:w="1361" w:type="dxa"/>
             <w:shd w:val="clear" w:color="auto" w:fill="00B0F0"/>
             <w:vAlign w:val="center"/>
           </w:tcPr>
@@ -1258,7 +1419,7 @@
         </w:tc>
         <w:tc>
           <w:tcPr>
-            <w:tcW w:w="1531" w:type="dxa"/>
+            <w:tcW w:w="1361" w:type="dxa"/>
             <w:shd w:val="clear" w:color="auto" w:fill="00B0F0"/>
             <w:vAlign w:val="center"/>
           </w:tcPr>
@@ -1279,7 +1440,7 @@
         </w:tc>
         <w:tc>
           <w:tcPr>
-            <w:tcW w:w="1531" w:type="dxa"/>
+            <w:tcW w:w="1361" w:type="dxa"/>
             <w:shd w:val="clear" w:color="auto" w:fill="00B0F0"/>
             <w:vAlign w:val="center"/>
           </w:tcPr>
@@ -1300,7 +1461,7 @@
         </w:tc>
         <w:tc>
           <w:tcPr>
-            <w:tcW w:w="1531" w:type="dxa"/>
+            <w:tcW w:w="1361" w:type="dxa"/>
             <w:shd w:val="clear" w:color="auto" w:fill="00B0F0"/>
             <w:vAlign w:val="center"/>
           </w:tcPr>
@@ -1316,6 +1477,27 @@
                 <w:rFonts w:ascii="Bell MT" w:hAnsi="Bell MT"/>
               </w:rPr>
               <w:t>0.5450</w:t>
+            </w:r>
+          </w:p>
+        </w:tc>
+        <w:tc>
+          <w:tcPr>
+            <w:tcW w:w="1361" w:type="dxa"/>
+            <w:shd w:val="clear" w:color="auto" w:fill="00B0F0"/>
+            <w:vAlign w:val="center"/>
+          </w:tcPr>
+          <w:p>
+            <w:pPr>
+              <w:jc w:val="center"/>
+              <w:rPr>
+                <w:rFonts w:ascii="Bell MT" w:hAnsi="Bell MT"/>
+              </w:rPr>
+            </w:pPr>
+            <w:r>
+              <w:rPr>
+                <w:rFonts w:ascii="Bell MT" w:hAnsi="Bell MT"/>
+              </w:rPr>
+              <w:t>0.3172</w:t>
             </w:r>
           </w:p>
         </w:tc>
@@ -1326,7 +1508,7 @@
         </w:trPr>
         <w:tc>
           <w:tcPr>
-            <w:tcW w:w="1531" w:type="dxa"/>
+            <w:tcW w:w="1361" w:type="dxa"/>
             <w:vMerge/>
             <w:shd w:val="clear" w:color="auto" w:fill="00B0F0"/>
             <w:vAlign w:val="center"/>
@@ -1344,7 +1526,7 @@
         </w:tc>
         <w:tc>
           <w:tcPr>
-            <w:tcW w:w="1531" w:type="dxa"/>
+            <w:tcW w:w="1361" w:type="dxa"/>
             <w:shd w:val="clear" w:color="auto" w:fill="00B0F0"/>
             <w:vAlign w:val="center"/>
           </w:tcPr>
@@ -1365,7 +1547,7 @@
         </w:tc>
         <w:tc>
           <w:tcPr>
-            <w:tcW w:w="1531" w:type="dxa"/>
+            <w:tcW w:w="1361" w:type="dxa"/>
             <w:shd w:val="clear" w:color="auto" w:fill="00B0F0"/>
             <w:vAlign w:val="center"/>
           </w:tcPr>
@@ -1386,7 +1568,7 @@
         </w:tc>
         <w:tc>
           <w:tcPr>
-            <w:tcW w:w="1531" w:type="dxa"/>
+            <w:tcW w:w="1361" w:type="dxa"/>
             <w:shd w:val="clear" w:color="auto" w:fill="00B0F0"/>
             <w:vAlign w:val="center"/>
           </w:tcPr>
@@ -1407,7 +1589,7 @@
         </w:tc>
         <w:tc>
           <w:tcPr>
-            <w:tcW w:w="1531" w:type="dxa"/>
+            <w:tcW w:w="1361" w:type="dxa"/>
             <w:shd w:val="clear" w:color="auto" w:fill="00B0F0"/>
             <w:vAlign w:val="center"/>
           </w:tcPr>
@@ -1429,7 +1611,7 @@
         </w:tc>
         <w:tc>
           <w:tcPr>
-            <w:tcW w:w="1531" w:type="dxa"/>
+            <w:tcW w:w="1361" w:type="dxa"/>
             <w:shd w:val="clear" w:color="auto" w:fill="00B0F0"/>
             <w:vAlign w:val="center"/>
           </w:tcPr>
@@ -1450,7 +1632,7 @@
         </w:tc>
         <w:tc>
           <w:tcPr>
-            <w:tcW w:w="1531" w:type="dxa"/>
+            <w:tcW w:w="1361" w:type="dxa"/>
             <w:shd w:val="clear" w:color="auto" w:fill="00B0F0"/>
             <w:vAlign w:val="center"/>
           </w:tcPr>
@@ -1467,6 +1649,29 @@
                 <w:color w:val="C00000"/>
               </w:rPr>
               <w:t>0.7099</w:t>
+            </w:r>
+          </w:p>
+        </w:tc>
+        <w:tc>
+          <w:tcPr>
+            <w:tcW w:w="1361" w:type="dxa"/>
+            <w:shd w:val="clear" w:color="auto" w:fill="00B0F0"/>
+            <w:vAlign w:val="center"/>
+          </w:tcPr>
+          <w:p>
+            <w:pPr>
+              <w:jc w:val="center"/>
+              <w:rPr>
+                <w:rFonts w:ascii="Bell MT" w:hAnsi="Bell MT"/>
+                <w:color w:val="C00000"/>
+              </w:rPr>
+            </w:pPr>
+            <w:r>
+              <w:rPr>
+                <w:rFonts w:ascii="Bell MT" w:hAnsi="Bell MT"/>
+                <w:color w:val="C00000"/>
+              </w:rPr>
+              <w:t>0.9999</w:t>
             </w:r>
           </w:p>
         </w:tc>
@@ -1477,7 +1682,7 @@
         </w:trPr>
         <w:tc>
           <w:tcPr>
-            <w:tcW w:w="1531" w:type="dxa"/>
+            <w:tcW w:w="1361" w:type="dxa"/>
             <w:vMerge/>
             <w:shd w:val="clear" w:color="auto" w:fill="00B0F0"/>
             <w:vAlign w:val="center"/>
@@ -1495,7 +1700,7 @@
         </w:tc>
         <w:tc>
           <w:tcPr>
-            <w:tcW w:w="1531" w:type="dxa"/>
+            <w:tcW w:w="1361" w:type="dxa"/>
             <w:shd w:val="clear" w:color="auto" w:fill="00B0F0"/>
             <w:vAlign w:val="center"/>
           </w:tcPr>
@@ -1516,7 +1721,7 @@
         </w:tc>
         <w:tc>
           <w:tcPr>
-            <w:tcW w:w="1531" w:type="dxa"/>
+            <w:tcW w:w="1361" w:type="dxa"/>
             <w:shd w:val="clear" w:color="auto" w:fill="00B0F0"/>
             <w:vAlign w:val="center"/>
           </w:tcPr>
@@ -1538,7 +1743,7 @@
         </w:tc>
         <w:tc>
           <w:tcPr>
-            <w:tcW w:w="1531" w:type="dxa"/>
+            <w:tcW w:w="1361" w:type="dxa"/>
             <w:shd w:val="clear" w:color="auto" w:fill="00B0F0"/>
             <w:vAlign w:val="center"/>
           </w:tcPr>
@@ -1559,7 +1764,7 @@
         </w:tc>
         <w:tc>
           <w:tcPr>
-            <w:tcW w:w="1531" w:type="dxa"/>
+            <w:tcW w:w="1361" w:type="dxa"/>
             <w:shd w:val="clear" w:color="auto" w:fill="00B0F0"/>
             <w:vAlign w:val="center"/>
           </w:tcPr>
@@ -1580,7 +1785,7 @@
         </w:tc>
         <w:tc>
           <w:tcPr>
-            <w:tcW w:w="1531" w:type="dxa"/>
+            <w:tcW w:w="1361" w:type="dxa"/>
             <w:shd w:val="clear" w:color="auto" w:fill="00B0F0"/>
             <w:vAlign w:val="center"/>
           </w:tcPr>
@@ -1602,7 +1807,7 @@
         </w:tc>
         <w:tc>
           <w:tcPr>
-            <w:tcW w:w="1531" w:type="dxa"/>
+            <w:tcW w:w="1361" w:type="dxa"/>
             <w:shd w:val="clear" w:color="auto" w:fill="00B0F0"/>
             <w:vAlign w:val="center"/>
           </w:tcPr>
@@ -1618,6 +1823,27 @@
                 <w:rFonts w:ascii="Bell MT" w:hAnsi="Bell MT"/>
               </w:rPr>
               <w:t>0.6456</w:t>
+            </w:r>
+          </w:p>
+        </w:tc>
+        <w:tc>
+          <w:tcPr>
+            <w:tcW w:w="1361" w:type="dxa"/>
+            <w:shd w:val="clear" w:color="auto" w:fill="00B0F0"/>
+            <w:vAlign w:val="center"/>
+          </w:tcPr>
+          <w:p>
+            <w:pPr>
+              <w:jc w:val="center"/>
+              <w:rPr>
+                <w:rFonts w:ascii="Bell MT" w:hAnsi="Bell MT"/>
+              </w:rPr>
+            </w:pPr>
+            <w:r>
+              <w:rPr>
+                <w:rFonts w:ascii="Bell MT" w:hAnsi="Bell MT"/>
+              </w:rPr>
+              <w:t>0.6189</w:t>
             </w:r>
           </w:p>
         </w:tc>
